--- a/storage/app/public/templates/procuracao02.docx
+++ b/storage/app/public/templates/procuracao02.docx
@@ -1,6 +1,6 @@
 
 <file path=word/document.xml><?xml version="1.0" encoding="utf-8"?>
-<w:document xmlns:wpc="http://schemas.microsoft.com/office/word/2010/wordprocessingCanvas" xmlns:cx="http://schemas.microsoft.com/office/drawing/2014/chartex" xmlns:cx1="http://schemas.microsoft.com/office/drawing/2015/9/8/chartex" xmlns:cx2="http://schemas.microsoft.com/office/drawing/2015/10/21/chartex" xmlns:cx3="http://schemas.microsoft.com/office/drawing/2016/5/9/chartex" xmlns:cx4="http://schemas.microsoft.com/office/drawing/2016/5/10/chartex" xmlns:cx5="http://schemas.microsoft.com/office/drawing/2016/5/11/chartex" xmlns:cx6="http://schemas.microsoft.com/office/drawing/2016/5/12/chartex" xmlns:cx7="http://schemas.microsoft.com/office/drawing/2016/5/13/chartex" xmlns:cx8="http://schemas.microsoft.com/office/drawing/2016/5/14/chartex" xmlns:mc="http://schemas.openxmlformats.org/markup-compatibility/2006" xmlns:aink="http://schemas.microsoft.com/office/drawing/2016/ink" xmlns:am3d="http://schemas.microsoft.com/office/drawing/2017/model3d" xmlns:o="urn:schemas-microsoft-com:office:office" xmlns:oel="http://schemas.microsoft.com/office/2019/extlst" xmlns:r="http://schemas.openxmlformats.org/officeDocument/2006/relationships" xmlns:m="http://schemas.openxmlformats.org/officeDocument/2006/math" xmlns:v="urn:schemas-microsoft-com:vml" xmlns:wp14="http://schemas.microsoft.com/office/word/2010/wordprocessingDrawing" xmlns:wp="http://schemas.openxmlformats.org/drawingml/2006/wordprocessingDrawing" xmlns:w10="urn:schemas-microsoft-com:office:word" xmlns:w="http://schemas.openxmlformats.org/wordprocessingml/2006/main" xmlns:w14="http://schemas.microsoft.com/office/word/2010/wordml" xmlns:w15="http://schemas.microsoft.com/office/word/2012/wordml" xmlns:w16cex="http://schemas.microsoft.com/office/word/2018/wordml/cex" xmlns:w16cid="http://schemas.microsoft.com/office/word/2016/wordml/cid" xmlns:w16="http://schemas.microsoft.com/office/word/2018/wordml" xmlns:w16du="http://schemas.microsoft.com/office/word/2023/wordml/word16du" xmlns:w16sdtdh="http://schemas.microsoft.com/office/word/2020/wordml/sdtdatahash" xmlns:w16sdtfl="http://schemas.microsoft.com/office/word/2024/wordml/sdtformatlock" xmlns:w16se="http://schemas.microsoft.com/office/word/2015/wordml/symex" xmlns:wpg="http://schemas.microsoft.com/office/word/2010/wordprocessingGroup" xmlns:wpi="http://schemas.microsoft.com/office/word/2010/wordprocessingInk" xmlns:wne="http://schemas.microsoft.com/office/word/2006/wordml" xmlns:wps="http://schemas.microsoft.com/office/word/2010/wordprocessingShape" mc:Ignorable="w14 w15 w16se w16cid w16 w16cex w16sdtdh w16sdtfl w16du wp14">
+<w:document xmlns:wpc="http://schemas.microsoft.com/office/word/2010/wordprocessingCanvas" xmlns:cx="http://schemas.microsoft.com/office/drawing/2014/chartex" xmlns:cx1="http://schemas.microsoft.com/office/drawing/2015/9/8/chartex" xmlns:cx2="http://schemas.microsoft.com/office/drawing/2015/10/21/chartex" xmlns:cx3="http://schemas.microsoft.com/office/drawing/2016/5/9/chartex" xmlns:cx4="http://schemas.microsoft.com/office/drawing/2016/5/10/chartex" xmlns:cx5="http://schemas.microsoft.com/office/drawing/2016/5/11/chartex" xmlns:cx6="http://schemas.microsoft.com/office/drawing/2016/5/12/chartex" xmlns:cx7="http://schemas.microsoft.com/office/drawing/2016/5/13/chartex" xmlns:cx8="http://schemas.microsoft.com/office/drawing/2016/5/14/chartex" xmlns:mc="http://schemas.openxmlformats.org/markup-compatibility/2006" xmlns:aink="http://schemas.microsoft.com/office/drawing/2016/ink" xmlns:am3d="http://schemas.microsoft.com/office/drawing/2017/model3d" xmlns:o="urn:schemas-microsoft-com:office:office" xmlns:oel="http://schemas.microsoft.com/office/2019/extlst" xmlns:r="http://schemas.openxmlformats.org/officeDocument/2006/relationships" xmlns:m="http://schemas.openxmlformats.org/officeDocument/2006/math" xmlns:v="urn:schemas-microsoft-com:vml" xmlns:wp14="http://schemas.microsoft.com/office/word/2010/wordprocessingDrawing" xmlns:wp="http://schemas.openxmlformats.org/drawingml/2006/wordprocessingDrawing" xmlns:w10="urn:schemas-microsoft-com:office:word" xmlns:w="http://schemas.openxmlformats.org/wordprocessingml/2006/main" xmlns:w14="http://schemas.microsoft.com/office/word/2010/wordml" xmlns:w15="http://schemas.microsoft.com/office/word/2012/wordml" xmlns:w16cei="http://schemas.microsoft.com/office/word/2026/wordml/cei" xmlns:w16cex="http://schemas.microsoft.com/office/word/2018/wordml/cex" xmlns:w16cid="http://schemas.microsoft.com/office/word/2016/wordml/cid" xmlns:w16="http://schemas.microsoft.com/office/word/2018/wordml" xmlns:w16du="http://schemas.microsoft.com/office/word/2023/wordml/word16du" xmlns:w16sdtdh="http://schemas.microsoft.com/office/word/2020/wordml/sdtdatahash" xmlns:w16sdtfl="http://schemas.microsoft.com/office/word/2024/wordml/sdtformatlock" xmlns:w16se="http://schemas.microsoft.com/office/word/2015/wordml/symex" xmlns:wpg="http://schemas.microsoft.com/office/word/2010/wordprocessingGroup" xmlns:wpi="http://schemas.microsoft.com/office/word/2010/wordprocessingInk" xmlns:wne="http://schemas.microsoft.com/office/word/2006/wordml" xmlns:wps="http://schemas.microsoft.com/office/word/2010/wordprocessingShape" mc:Ignorable="w14 w15 w16se w16cid w16 w16cex w16sdtdh w16sdtfl w16du wp14">
   <w:body>
     <w:p>
       <w:pPr>
@@ -132,8 +132,8 @@
         <w:rPr>
           <w:rFonts w:ascii="Arial" w:eastAsia="Arial" w:hAnsi="Arial" w:cs="Arial"/>
           <w:noProof/>
-          <w:sz w:val="36"/>
-          <w:szCs w:val="36"/>
+          <w:sz w:val="32"/>
+          <w:szCs w:val="32"/>
         </w:rPr>
       </w:pPr>
       <w:r>
@@ -142,24 +142,11 @@
           <w:b/>
           <w:noProof/>
           <w:spacing w:val="-3"/>
-          <w:sz w:val="36"/>
-          <w:szCs w:val="36"/>
+          <w:sz w:val="32"/>
+          <w:szCs w:val="32"/>
         </w:rPr>
         <w:t>PROCURAÇÃO</w:t>
       </w:r>
-    </w:p>
-    <w:p>
-      <w:pPr>
-        <w:spacing w:before="3"/>
-        <w:rPr>
-          <w:rFonts w:ascii="Arial" w:eastAsia="Arial" w:hAnsi="Arial" w:cs="Arial"/>
-          <w:b/>
-          <w:bCs/>
-          <w:noProof/>
-          <w:sz w:val="23"/>
-          <w:szCs w:val="23"/>
-        </w:rPr>
-      </w:pPr>
     </w:p>
     <w:tbl>
       <w:tblPr>
@@ -3981,7 +3968,7 @@
 </file>
 
 <file path=word/endnotes.xml><?xml version="1.0" encoding="utf-8"?>
-<w:endnotes xmlns:wpc="http://schemas.microsoft.com/office/word/2010/wordprocessingCanvas" xmlns:cx="http://schemas.microsoft.com/office/drawing/2014/chartex" xmlns:cx1="http://schemas.microsoft.com/office/drawing/2015/9/8/chartex" xmlns:cx2="http://schemas.microsoft.com/office/drawing/2015/10/21/chartex" xmlns:cx3="http://schemas.microsoft.com/office/drawing/2016/5/9/chartex" xmlns:cx4="http://schemas.microsoft.com/office/drawing/2016/5/10/chartex" xmlns:cx5="http://schemas.microsoft.com/office/drawing/2016/5/11/chartex" xmlns:cx6="http://schemas.microsoft.com/office/drawing/2016/5/12/chartex" xmlns:cx7="http://schemas.microsoft.com/office/drawing/2016/5/13/chartex" xmlns:cx8="http://schemas.microsoft.com/office/drawing/2016/5/14/chartex" xmlns:mc="http://schemas.openxmlformats.org/markup-compatibility/2006" xmlns:aink="http://schemas.microsoft.com/office/drawing/2016/ink" xmlns:am3d="http://schemas.microsoft.com/office/drawing/2017/model3d" xmlns:o="urn:schemas-microsoft-com:office:office" xmlns:oel="http://schemas.microsoft.com/office/2019/extlst" xmlns:r="http://schemas.openxmlformats.org/officeDocument/2006/relationships" xmlns:m="http://schemas.openxmlformats.org/officeDocument/2006/math" xmlns:v="urn:schemas-microsoft-com:vml" xmlns:wp14="http://schemas.microsoft.com/office/word/2010/wordprocessingDrawing" xmlns:wp="http://schemas.openxmlformats.org/drawingml/2006/wordprocessingDrawing" xmlns:w10="urn:schemas-microsoft-com:office:word" xmlns:w="http://schemas.openxmlformats.org/wordprocessingml/2006/main" xmlns:w14="http://schemas.microsoft.com/office/word/2010/wordml" xmlns:w15="http://schemas.microsoft.com/office/word/2012/wordml" xmlns:w16cex="http://schemas.microsoft.com/office/word/2018/wordml/cex" xmlns:w16cid="http://schemas.microsoft.com/office/word/2016/wordml/cid" xmlns:w16="http://schemas.microsoft.com/office/word/2018/wordml" xmlns:w16du="http://schemas.microsoft.com/office/word/2023/wordml/word16du" xmlns:w16sdtdh="http://schemas.microsoft.com/office/word/2020/wordml/sdtdatahash" xmlns:w16sdtfl="http://schemas.microsoft.com/office/word/2024/wordml/sdtformatlock" xmlns:w16se="http://schemas.microsoft.com/office/word/2015/wordml/symex" xmlns:wpg="http://schemas.microsoft.com/office/word/2010/wordprocessingGroup" xmlns:wpi="http://schemas.microsoft.com/office/word/2010/wordprocessingInk" xmlns:wne="http://schemas.microsoft.com/office/word/2006/wordml" xmlns:wps="http://schemas.microsoft.com/office/word/2010/wordprocessingShape" mc:Ignorable="w14 w15 w16se w16cid w16 w16cex w16sdtdh w16sdtfl w16du wp14">
+<w:endnotes xmlns:wpc="http://schemas.microsoft.com/office/word/2010/wordprocessingCanvas" xmlns:cx="http://schemas.microsoft.com/office/drawing/2014/chartex" xmlns:cx1="http://schemas.microsoft.com/office/drawing/2015/9/8/chartex" xmlns:cx2="http://schemas.microsoft.com/office/drawing/2015/10/21/chartex" xmlns:cx3="http://schemas.microsoft.com/office/drawing/2016/5/9/chartex" xmlns:cx4="http://schemas.microsoft.com/office/drawing/2016/5/10/chartex" xmlns:cx5="http://schemas.microsoft.com/office/drawing/2016/5/11/chartex" xmlns:cx6="http://schemas.microsoft.com/office/drawing/2016/5/12/chartex" xmlns:cx7="http://schemas.microsoft.com/office/drawing/2016/5/13/chartex" xmlns:cx8="http://schemas.microsoft.com/office/drawing/2016/5/14/chartex" xmlns:mc="http://schemas.openxmlformats.org/markup-compatibility/2006" xmlns:aink="http://schemas.microsoft.com/office/drawing/2016/ink" xmlns:am3d="http://schemas.microsoft.com/office/drawing/2017/model3d" xmlns:o="urn:schemas-microsoft-com:office:office" xmlns:oel="http://schemas.microsoft.com/office/2019/extlst" xmlns:r="http://schemas.openxmlformats.org/officeDocument/2006/relationships" xmlns:m="http://schemas.openxmlformats.org/officeDocument/2006/math" xmlns:v="urn:schemas-microsoft-com:vml" xmlns:wp14="http://schemas.microsoft.com/office/word/2010/wordprocessingDrawing" xmlns:wp="http://schemas.openxmlformats.org/drawingml/2006/wordprocessingDrawing" xmlns:w10="urn:schemas-microsoft-com:office:word" xmlns:w="http://schemas.openxmlformats.org/wordprocessingml/2006/main" xmlns:w14="http://schemas.microsoft.com/office/word/2010/wordml" xmlns:w15="http://schemas.microsoft.com/office/word/2012/wordml" xmlns:w16cei="http://schemas.microsoft.com/office/word/2026/wordml/cei" xmlns:w16cex="http://schemas.microsoft.com/office/word/2018/wordml/cex" xmlns:w16cid="http://schemas.microsoft.com/office/word/2016/wordml/cid" xmlns:w16="http://schemas.microsoft.com/office/word/2018/wordml" xmlns:w16du="http://schemas.microsoft.com/office/word/2023/wordml/word16du" xmlns:w16sdtdh="http://schemas.microsoft.com/office/word/2020/wordml/sdtdatahash" xmlns:w16sdtfl="http://schemas.microsoft.com/office/word/2024/wordml/sdtformatlock" xmlns:w16se="http://schemas.microsoft.com/office/word/2015/wordml/symex" xmlns:wpg="http://schemas.microsoft.com/office/word/2010/wordprocessingGroup" xmlns:wpi="http://schemas.microsoft.com/office/word/2010/wordprocessingInk" xmlns:wne="http://schemas.microsoft.com/office/word/2006/wordml" xmlns:wps="http://schemas.microsoft.com/office/word/2010/wordprocessingShape" mc:Ignorable="w14 w15 w16se w16cid w16 w16cex w16sdtdh w16sdtfl w16du wp14">
   <w:endnote w:type="separator" w:id="-1">
     <w:p>
       <w:r>
@@ -4000,7 +3987,7 @@
 </file>
 
 <file path=word/footnotes.xml><?xml version="1.0" encoding="utf-8"?>
-<w:footnotes xmlns:wpc="http://schemas.microsoft.com/office/word/2010/wordprocessingCanvas" xmlns:cx="http://schemas.microsoft.com/office/drawing/2014/chartex" xmlns:cx1="http://schemas.microsoft.com/office/drawing/2015/9/8/chartex" xmlns:cx2="http://schemas.microsoft.com/office/drawing/2015/10/21/chartex" xmlns:cx3="http://schemas.microsoft.com/office/drawing/2016/5/9/chartex" xmlns:cx4="http://schemas.microsoft.com/office/drawing/2016/5/10/chartex" xmlns:cx5="http://schemas.microsoft.com/office/drawing/2016/5/11/chartex" xmlns:cx6="http://schemas.microsoft.com/office/drawing/2016/5/12/chartex" xmlns:cx7="http://schemas.microsoft.com/office/drawing/2016/5/13/chartex" xmlns:cx8="http://schemas.microsoft.com/office/drawing/2016/5/14/chartex" xmlns:mc="http://schemas.openxmlformats.org/markup-compatibility/2006" xmlns:aink="http://schemas.microsoft.com/office/drawing/2016/ink" xmlns:am3d="http://schemas.microsoft.com/office/drawing/2017/model3d" xmlns:o="urn:schemas-microsoft-com:office:office" xmlns:oel="http://schemas.microsoft.com/office/2019/extlst" xmlns:r="http://schemas.openxmlformats.org/officeDocument/2006/relationships" xmlns:m="http://schemas.openxmlformats.org/officeDocument/2006/math" xmlns:v="urn:schemas-microsoft-com:vml" xmlns:wp14="http://schemas.microsoft.com/office/word/2010/wordprocessingDrawing" xmlns:wp="http://schemas.openxmlformats.org/drawingml/2006/wordprocessingDrawing" xmlns:w10="urn:schemas-microsoft-com:office:word" xmlns:w="http://schemas.openxmlformats.org/wordprocessingml/2006/main" xmlns:w14="http://schemas.microsoft.com/office/word/2010/wordml" xmlns:w15="http://schemas.microsoft.com/office/word/2012/wordml" xmlns:w16cex="http://schemas.microsoft.com/office/word/2018/wordml/cex" xmlns:w16cid="http://schemas.microsoft.com/office/word/2016/wordml/cid" xmlns:w16="http://schemas.microsoft.com/office/word/2018/wordml" xmlns:w16du="http://schemas.microsoft.com/office/word/2023/wordml/word16du" xmlns:w16sdtdh="http://schemas.microsoft.com/office/word/2020/wordml/sdtdatahash" xmlns:w16sdtfl="http://schemas.microsoft.com/office/word/2024/wordml/sdtformatlock" xmlns:w16se="http://schemas.microsoft.com/office/word/2015/wordml/symex" xmlns:wpg="http://schemas.microsoft.com/office/word/2010/wordprocessingGroup" xmlns:wpi="http://schemas.microsoft.com/office/word/2010/wordprocessingInk" xmlns:wne="http://schemas.microsoft.com/office/word/2006/wordml" xmlns:wps="http://schemas.microsoft.com/office/word/2010/wordprocessingShape" mc:Ignorable="w14 w15 w16se w16cid w16 w16cex w16sdtdh w16sdtfl w16du wp14">
+<w:footnotes xmlns:wpc="http://schemas.microsoft.com/office/word/2010/wordprocessingCanvas" xmlns:cx="http://schemas.microsoft.com/office/drawing/2014/chartex" xmlns:cx1="http://schemas.microsoft.com/office/drawing/2015/9/8/chartex" xmlns:cx2="http://schemas.microsoft.com/office/drawing/2015/10/21/chartex" xmlns:cx3="http://schemas.microsoft.com/office/drawing/2016/5/9/chartex" xmlns:cx4="http://schemas.microsoft.com/office/drawing/2016/5/10/chartex" xmlns:cx5="http://schemas.microsoft.com/office/drawing/2016/5/11/chartex" xmlns:cx6="http://schemas.microsoft.com/office/drawing/2016/5/12/chartex" xmlns:cx7="http://schemas.microsoft.com/office/drawing/2016/5/13/chartex" xmlns:cx8="http://schemas.microsoft.com/office/drawing/2016/5/14/chartex" xmlns:mc="http://schemas.openxmlformats.org/markup-compatibility/2006" xmlns:aink="http://schemas.microsoft.com/office/drawing/2016/ink" xmlns:am3d="http://schemas.microsoft.com/office/drawing/2017/model3d" xmlns:o="urn:schemas-microsoft-com:office:office" xmlns:oel="http://schemas.microsoft.com/office/2019/extlst" xmlns:r="http://schemas.openxmlformats.org/officeDocument/2006/relationships" xmlns:m="http://schemas.openxmlformats.org/officeDocument/2006/math" xmlns:v="urn:schemas-microsoft-com:vml" xmlns:wp14="http://schemas.microsoft.com/office/word/2010/wordprocessingDrawing" xmlns:wp="http://schemas.openxmlformats.org/drawingml/2006/wordprocessingDrawing" xmlns:w10="urn:schemas-microsoft-com:office:word" xmlns:w="http://schemas.openxmlformats.org/wordprocessingml/2006/main" xmlns:w14="http://schemas.microsoft.com/office/word/2010/wordml" xmlns:w15="http://schemas.microsoft.com/office/word/2012/wordml" xmlns:w16cei="http://schemas.microsoft.com/office/word/2026/wordml/cei" xmlns:w16cex="http://schemas.microsoft.com/office/word/2018/wordml/cex" xmlns:w16cid="http://schemas.microsoft.com/office/word/2016/wordml/cid" xmlns:w16="http://schemas.microsoft.com/office/word/2018/wordml" xmlns:w16du="http://schemas.microsoft.com/office/word/2023/wordml/word16du" xmlns:w16sdtdh="http://schemas.microsoft.com/office/word/2020/wordml/sdtdatahash" xmlns:w16sdtfl="http://schemas.microsoft.com/office/word/2024/wordml/sdtformatlock" xmlns:w16se="http://schemas.microsoft.com/office/word/2015/wordml/symex" xmlns:wpg="http://schemas.microsoft.com/office/word/2010/wordprocessingGroup" xmlns:wpi="http://schemas.microsoft.com/office/word/2010/wordprocessingInk" xmlns:wne="http://schemas.microsoft.com/office/word/2006/wordml" xmlns:wps="http://schemas.microsoft.com/office/word/2010/wordprocessingShape" mc:Ignorable="w14 w15 w16se w16cid w16 w16cex w16sdtdh w16sdtfl w16du wp14">
   <w:footnote w:type="separator" w:id="-1">
     <w:p>
       <w:r>
@@ -4019,7 +4006,7 @@
 </file>
 
 <file path=word/header1.xml><?xml version="1.0" encoding="utf-8"?>
-<w:hdr xmlns:wpc="http://schemas.microsoft.com/office/word/2010/wordprocessingCanvas" xmlns:cx="http://schemas.microsoft.com/office/drawing/2014/chartex" xmlns:cx1="http://schemas.microsoft.com/office/drawing/2015/9/8/chartex" xmlns:cx2="http://schemas.microsoft.com/office/drawing/2015/10/21/chartex" xmlns:cx3="http://schemas.microsoft.com/office/drawing/2016/5/9/chartex" xmlns:cx4="http://schemas.microsoft.com/office/drawing/2016/5/10/chartex" xmlns:cx5="http://schemas.microsoft.com/office/drawing/2016/5/11/chartex" xmlns:cx6="http://schemas.microsoft.com/office/drawing/2016/5/12/chartex" xmlns:cx7="http://schemas.microsoft.com/office/drawing/2016/5/13/chartex" xmlns:cx8="http://schemas.microsoft.com/office/drawing/2016/5/14/chartex" xmlns:mc="http://schemas.openxmlformats.org/markup-compatibility/2006" xmlns:aink="http://schemas.microsoft.com/office/drawing/2016/ink" xmlns:am3d="http://schemas.microsoft.com/office/drawing/2017/model3d" xmlns:o="urn:schemas-microsoft-com:office:office" xmlns:oel="http://schemas.microsoft.com/office/2019/extlst" xmlns:r="http://schemas.openxmlformats.org/officeDocument/2006/relationships" xmlns:m="http://schemas.openxmlformats.org/officeDocument/2006/math" xmlns:v="urn:schemas-microsoft-com:vml" xmlns:wp14="http://schemas.microsoft.com/office/word/2010/wordprocessingDrawing" xmlns:wp="http://schemas.openxmlformats.org/drawingml/2006/wordprocessingDrawing" xmlns:w10="urn:schemas-microsoft-com:office:word" xmlns:w="http://schemas.openxmlformats.org/wordprocessingml/2006/main" xmlns:w14="http://schemas.microsoft.com/office/word/2010/wordml" xmlns:w15="http://schemas.microsoft.com/office/word/2012/wordml" xmlns:w16cex="http://schemas.microsoft.com/office/word/2018/wordml/cex" xmlns:w16cid="http://schemas.microsoft.com/office/word/2016/wordml/cid" xmlns:w16="http://schemas.microsoft.com/office/word/2018/wordml" xmlns:w16du="http://schemas.microsoft.com/office/word/2023/wordml/word16du" xmlns:w16sdtdh="http://schemas.microsoft.com/office/word/2020/wordml/sdtdatahash" xmlns:w16sdtfl="http://schemas.microsoft.com/office/word/2024/wordml/sdtformatlock" xmlns:w16se="http://schemas.microsoft.com/office/word/2015/wordml/symex" xmlns:wpg="http://schemas.microsoft.com/office/word/2010/wordprocessingGroup" xmlns:wpi="http://schemas.microsoft.com/office/word/2010/wordprocessingInk" xmlns:wne="http://schemas.microsoft.com/office/word/2006/wordml" xmlns:wps="http://schemas.microsoft.com/office/word/2010/wordprocessingShape" mc:Ignorable="w14 w15 w16se w16cid w16 w16cex w16sdtdh w16sdtfl w16du wp14">
+<w:hdr xmlns:wpc="http://schemas.microsoft.com/office/word/2010/wordprocessingCanvas" xmlns:cx="http://schemas.microsoft.com/office/drawing/2014/chartex" xmlns:cx1="http://schemas.microsoft.com/office/drawing/2015/9/8/chartex" xmlns:cx2="http://schemas.microsoft.com/office/drawing/2015/10/21/chartex" xmlns:cx3="http://schemas.microsoft.com/office/drawing/2016/5/9/chartex" xmlns:cx4="http://schemas.microsoft.com/office/drawing/2016/5/10/chartex" xmlns:cx5="http://schemas.microsoft.com/office/drawing/2016/5/11/chartex" xmlns:cx6="http://schemas.microsoft.com/office/drawing/2016/5/12/chartex" xmlns:cx7="http://schemas.microsoft.com/office/drawing/2016/5/13/chartex" xmlns:cx8="http://schemas.microsoft.com/office/drawing/2016/5/14/chartex" xmlns:mc="http://schemas.openxmlformats.org/markup-compatibility/2006" xmlns:aink="http://schemas.microsoft.com/office/drawing/2016/ink" xmlns:am3d="http://schemas.microsoft.com/office/drawing/2017/model3d" xmlns:o="urn:schemas-microsoft-com:office:office" xmlns:oel="http://schemas.microsoft.com/office/2019/extlst" xmlns:r="http://schemas.openxmlformats.org/officeDocument/2006/relationships" xmlns:m="http://schemas.openxmlformats.org/officeDocument/2006/math" xmlns:v="urn:schemas-microsoft-com:vml" xmlns:wp14="http://schemas.microsoft.com/office/word/2010/wordprocessingDrawing" xmlns:wp="http://schemas.openxmlformats.org/drawingml/2006/wordprocessingDrawing" xmlns:w10="urn:schemas-microsoft-com:office:word" xmlns:w="http://schemas.openxmlformats.org/wordprocessingml/2006/main" xmlns:w14="http://schemas.microsoft.com/office/word/2010/wordml" xmlns:w15="http://schemas.microsoft.com/office/word/2012/wordml" xmlns:w16cei="http://schemas.microsoft.com/office/word/2026/wordml/cei" xmlns:w16cex="http://schemas.microsoft.com/office/word/2018/wordml/cex" xmlns:w16cid="http://schemas.microsoft.com/office/word/2016/wordml/cid" xmlns:w16="http://schemas.microsoft.com/office/word/2018/wordml" xmlns:w16du="http://schemas.microsoft.com/office/word/2023/wordml/word16du" xmlns:w16sdtdh="http://schemas.microsoft.com/office/word/2020/wordml/sdtdatahash" xmlns:w16sdtfl="http://schemas.microsoft.com/office/word/2024/wordml/sdtformatlock" xmlns:w16se="http://schemas.microsoft.com/office/word/2015/wordml/symex" xmlns:wpg="http://schemas.microsoft.com/office/word/2010/wordprocessingGroup" xmlns:wpi="http://schemas.microsoft.com/office/word/2010/wordprocessingInk" xmlns:wne="http://schemas.microsoft.com/office/word/2006/wordml" xmlns:wps="http://schemas.microsoft.com/office/word/2010/wordprocessingShape" mc:Ignorable="w14 w15 w16se w16cid w16 w16cex w16sdtdh w16sdtfl w16du wp14">
   <w:p>
     <w:pPr>
       <w:pStyle w:val="Cabealho"/>
@@ -4059,7 +4046,7 @@
 </file>
 
 <file path=word/header2.xml><?xml version="1.0" encoding="utf-8"?>
-<w:hdr xmlns:wpc="http://schemas.microsoft.com/office/word/2010/wordprocessingCanvas" xmlns:cx="http://schemas.microsoft.com/office/drawing/2014/chartex" xmlns:cx1="http://schemas.microsoft.com/office/drawing/2015/9/8/chartex" xmlns:cx2="http://schemas.microsoft.com/office/drawing/2015/10/21/chartex" xmlns:cx3="http://schemas.microsoft.com/office/drawing/2016/5/9/chartex" xmlns:cx4="http://schemas.microsoft.com/office/drawing/2016/5/10/chartex" xmlns:cx5="http://schemas.microsoft.com/office/drawing/2016/5/11/chartex" xmlns:cx6="http://schemas.microsoft.com/office/drawing/2016/5/12/chartex" xmlns:cx7="http://schemas.microsoft.com/office/drawing/2016/5/13/chartex" xmlns:cx8="http://schemas.microsoft.com/office/drawing/2016/5/14/chartex" xmlns:mc="http://schemas.openxmlformats.org/markup-compatibility/2006" xmlns:aink="http://schemas.microsoft.com/office/drawing/2016/ink" xmlns:am3d="http://schemas.microsoft.com/office/drawing/2017/model3d" xmlns:o="urn:schemas-microsoft-com:office:office" xmlns:oel="http://schemas.microsoft.com/office/2019/extlst" xmlns:r="http://schemas.openxmlformats.org/officeDocument/2006/relationships" xmlns:m="http://schemas.openxmlformats.org/officeDocument/2006/math" xmlns:v="urn:schemas-microsoft-com:vml" xmlns:wp14="http://schemas.microsoft.com/office/word/2010/wordprocessingDrawing" xmlns:wp="http://schemas.openxmlformats.org/drawingml/2006/wordprocessingDrawing" xmlns:w10="urn:schemas-microsoft-com:office:word" xmlns:w="http://schemas.openxmlformats.org/wordprocessingml/2006/main" xmlns:w14="http://schemas.microsoft.com/office/word/2010/wordml" xmlns:w15="http://schemas.microsoft.com/office/word/2012/wordml" xmlns:w16cex="http://schemas.microsoft.com/office/word/2018/wordml/cex" xmlns:w16cid="http://schemas.microsoft.com/office/word/2016/wordml/cid" xmlns:w16="http://schemas.microsoft.com/office/word/2018/wordml" xmlns:w16du="http://schemas.microsoft.com/office/word/2023/wordml/word16du" xmlns:w16sdtdh="http://schemas.microsoft.com/office/word/2020/wordml/sdtdatahash" xmlns:w16sdtfl="http://schemas.microsoft.com/office/word/2024/wordml/sdtformatlock" xmlns:w16se="http://schemas.microsoft.com/office/word/2015/wordml/symex" xmlns:wpg="http://schemas.microsoft.com/office/word/2010/wordprocessingGroup" xmlns:wpi="http://schemas.microsoft.com/office/word/2010/wordprocessingInk" xmlns:wne="http://schemas.microsoft.com/office/word/2006/wordml" xmlns:wps="http://schemas.microsoft.com/office/word/2010/wordprocessingShape" mc:Ignorable="w14 w15 w16se w16cid w16 w16cex w16sdtdh w16sdtfl w16du wp14">
+<w:hdr xmlns:wpc="http://schemas.microsoft.com/office/word/2010/wordprocessingCanvas" xmlns:cx="http://schemas.microsoft.com/office/drawing/2014/chartex" xmlns:cx1="http://schemas.microsoft.com/office/drawing/2015/9/8/chartex" xmlns:cx2="http://schemas.microsoft.com/office/drawing/2015/10/21/chartex" xmlns:cx3="http://schemas.microsoft.com/office/drawing/2016/5/9/chartex" xmlns:cx4="http://schemas.microsoft.com/office/drawing/2016/5/10/chartex" xmlns:cx5="http://schemas.microsoft.com/office/drawing/2016/5/11/chartex" xmlns:cx6="http://schemas.microsoft.com/office/drawing/2016/5/12/chartex" xmlns:cx7="http://schemas.microsoft.com/office/drawing/2016/5/13/chartex" xmlns:cx8="http://schemas.microsoft.com/office/drawing/2016/5/14/chartex" xmlns:mc="http://schemas.openxmlformats.org/markup-compatibility/2006" xmlns:aink="http://schemas.microsoft.com/office/drawing/2016/ink" xmlns:am3d="http://schemas.microsoft.com/office/drawing/2017/model3d" xmlns:o="urn:schemas-microsoft-com:office:office" xmlns:oel="http://schemas.microsoft.com/office/2019/extlst" xmlns:r="http://schemas.openxmlformats.org/officeDocument/2006/relationships" xmlns:m="http://schemas.openxmlformats.org/officeDocument/2006/math" xmlns:v="urn:schemas-microsoft-com:vml" xmlns:wp14="http://schemas.microsoft.com/office/word/2010/wordprocessingDrawing" xmlns:wp="http://schemas.openxmlformats.org/drawingml/2006/wordprocessingDrawing" xmlns:w10="urn:schemas-microsoft-com:office:word" xmlns:w="http://schemas.openxmlformats.org/wordprocessingml/2006/main" xmlns:w14="http://schemas.microsoft.com/office/word/2010/wordml" xmlns:w15="http://schemas.microsoft.com/office/word/2012/wordml" xmlns:w16cei="http://schemas.microsoft.com/office/word/2026/wordml/cei" xmlns:w16cex="http://schemas.microsoft.com/office/word/2018/wordml/cex" xmlns:w16cid="http://schemas.microsoft.com/office/word/2016/wordml/cid" xmlns:w16="http://schemas.microsoft.com/office/word/2018/wordml" xmlns:w16du="http://schemas.microsoft.com/office/word/2023/wordml/word16du" xmlns:w16sdtdh="http://schemas.microsoft.com/office/word/2020/wordml/sdtdatahash" xmlns:w16sdtfl="http://schemas.microsoft.com/office/word/2024/wordml/sdtformatlock" xmlns:w16se="http://schemas.microsoft.com/office/word/2015/wordml/symex" xmlns:wpg="http://schemas.microsoft.com/office/word/2010/wordprocessingGroup" xmlns:wpi="http://schemas.microsoft.com/office/word/2010/wordprocessingInk" xmlns:wne="http://schemas.microsoft.com/office/word/2006/wordml" xmlns:wps="http://schemas.microsoft.com/office/word/2010/wordprocessingShape" mc:Ignorable="w14 w15 w16se w16cid w16 w16cex w16sdtdh w16sdtfl w16du wp14">
   <w:p>
     <w:pPr>
       <w:pStyle w:val="Cabealho"/>
@@ -4070,9 +4057,9 @@
         <w:noProof/>
       </w:rPr>
       <w:drawing>
-        <wp:inline distT="0" distB="0" distL="0" distR="0" wp14:anchorId="5DEB8E17" wp14:editId="7BAAB0E9">
-          <wp:extent cx="876300" cy="888087"/>
-          <wp:effectExtent l="0" t="0" r="0" b="7620"/>
+        <wp:inline distT="0" distB="0" distL="0" distR="0" wp14:anchorId="5DEB8E17" wp14:editId="11B57BE8">
+          <wp:extent cx="714375" cy="723985"/>
+          <wp:effectExtent l="0" t="0" r="0" b="0"/>
           <wp:docPr id="122584370" name="Imagem 2"/>
           <wp:cNvGraphicFramePr>
             <a:graphicFrameLocks xmlns:a="http://schemas.openxmlformats.org/drawingml/2006/main" noChangeAspect="1"/>
@@ -4099,7 +4086,7 @@
                 <pic:spPr>
                   <a:xfrm>
                     <a:off x="0" y="0"/>
-                    <a:ext cx="899991" cy="912097"/>
+                    <a:ext cx="734934" cy="744820"/>
                   </a:xfrm>
                   <a:prstGeom prst="rect">
                     <a:avLst/>
@@ -4151,7 +4138,7 @@
 </file>
 
 <file path=word/header3.xml><?xml version="1.0" encoding="utf-8"?>
-<w:hdr xmlns:wpc="http://schemas.microsoft.com/office/word/2010/wordprocessingCanvas" xmlns:cx="http://schemas.microsoft.com/office/drawing/2014/chartex" xmlns:cx1="http://schemas.microsoft.com/office/drawing/2015/9/8/chartex" xmlns:cx2="http://schemas.microsoft.com/office/drawing/2015/10/21/chartex" xmlns:cx3="http://schemas.microsoft.com/office/drawing/2016/5/9/chartex" xmlns:cx4="http://schemas.microsoft.com/office/drawing/2016/5/10/chartex" xmlns:cx5="http://schemas.microsoft.com/office/drawing/2016/5/11/chartex" xmlns:cx6="http://schemas.microsoft.com/office/drawing/2016/5/12/chartex" xmlns:cx7="http://schemas.microsoft.com/office/drawing/2016/5/13/chartex" xmlns:cx8="http://schemas.microsoft.com/office/drawing/2016/5/14/chartex" xmlns:mc="http://schemas.openxmlformats.org/markup-compatibility/2006" xmlns:aink="http://schemas.microsoft.com/office/drawing/2016/ink" xmlns:am3d="http://schemas.microsoft.com/office/drawing/2017/model3d" xmlns:o="urn:schemas-microsoft-com:office:office" xmlns:oel="http://schemas.microsoft.com/office/2019/extlst" xmlns:r="http://schemas.openxmlformats.org/officeDocument/2006/relationships" xmlns:m="http://schemas.openxmlformats.org/officeDocument/2006/math" xmlns:v="urn:schemas-microsoft-com:vml" xmlns:wp14="http://schemas.microsoft.com/office/word/2010/wordprocessingDrawing" xmlns:wp="http://schemas.openxmlformats.org/drawingml/2006/wordprocessingDrawing" xmlns:w10="urn:schemas-microsoft-com:office:word" xmlns:w="http://schemas.openxmlformats.org/wordprocessingml/2006/main" xmlns:w14="http://schemas.microsoft.com/office/word/2010/wordml" xmlns:w15="http://schemas.microsoft.com/office/word/2012/wordml" xmlns:w16cex="http://schemas.microsoft.com/office/word/2018/wordml/cex" xmlns:w16cid="http://schemas.microsoft.com/office/word/2016/wordml/cid" xmlns:w16="http://schemas.microsoft.com/office/word/2018/wordml" xmlns:w16du="http://schemas.microsoft.com/office/word/2023/wordml/word16du" xmlns:w16sdtdh="http://schemas.microsoft.com/office/word/2020/wordml/sdtdatahash" xmlns:w16sdtfl="http://schemas.microsoft.com/office/word/2024/wordml/sdtformatlock" xmlns:w16se="http://schemas.microsoft.com/office/word/2015/wordml/symex" xmlns:wpg="http://schemas.microsoft.com/office/word/2010/wordprocessingGroup" xmlns:wpi="http://schemas.microsoft.com/office/word/2010/wordprocessingInk" xmlns:wne="http://schemas.microsoft.com/office/word/2006/wordml" xmlns:wps="http://schemas.microsoft.com/office/word/2010/wordprocessingShape" mc:Ignorable="w14 w15 w16se w16cid w16 w16cex w16sdtdh w16sdtfl w16du wp14">
+<w:hdr xmlns:wpc="http://schemas.microsoft.com/office/word/2010/wordprocessingCanvas" xmlns:cx="http://schemas.microsoft.com/office/drawing/2014/chartex" xmlns:cx1="http://schemas.microsoft.com/office/drawing/2015/9/8/chartex" xmlns:cx2="http://schemas.microsoft.com/office/drawing/2015/10/21/chartex" xmlns:cx3="http://schemas.microsoft.com/office/drawing/2016/5/9/chartex" xmlns:cx4="http://schemas.microsoft.com/office/drawing/2016/5/10/chartex" xmlns:cx5="http://schemas.microsoft.com/office/drawing/2016/5/11/chartex" xmlns:cx6="http://schemas.microsoft.com/office/drawing/2016/5/12/chartex" xmlns:cx7="http://schemas.microsoft.com/office/drawing/2016/5/13/chartex" xmlns:cx8="http://schemas.microsoft.com/office/drawing/2016/5/14/chartex" xmlns:mc="http://schemas.openxmlformats.org/markup-compatibility/2006" xmlns:aink="http://schemas.microsoft.com/office/drawing/2016/ink" xmlns:am3d="http://schemas.microsoft.com/office/drawing/2017/model3d" xmlns:o="urn:schemas-microsoft-com:office:office" xmlns:oel="http://schemas.microsoft.com/office/2019/extlst" xmlns:r="http://schemas.openxmlformats.org/officeDocument/2006/relationships" xmlns:m="http://schemas.openxmlformats.org/officeDocument/2006/math" xmlns:v="urn:schemas-microsoft-com:vml" xmlns:wp14="http://schemas.microsoft.com/office/word/2010/wordprocessingDrawing" xmlns:wp="http://schemas.openxmlformats.org/drawingml/2006/wordprocessingDrawing" xmlns:w10="urn:schemas-microsoft-com:office:word" xmlns:w="http://schemas.openxmlformats.org/wordprocessingml/2006/main" xmlns:w14="http://schemas.microsoft.com/office/word/2010/wordml" xmlns:w15="http://schemas.microsoft.com/office/word/2012/wordml" xmlns:w16cei="http://schemas.microsoft.com/office/word/2026/wordml/cei" xmlns:w16cex="http://schemas.microsoft.com/office/word/2018/wordml/cex" xmlns:w16cid="http://schemas.microsoft.com/office/word/2016/wordml/cid" xmlns:w16="http://schemas.microsoft.com/office/word/2018/wordml" xmlns:w16du="http://schemas.microsoft.com/office/word/2023/wordml/word16du" xmlns:w16sdtdh="http://schemas.microsoft.com/office/word/2020/wordml/sdtdatahash" xmlns:w16sdtfl="http://schemas.microsoft.com/office/word/2024/wordml/sdtformatlock" xmlns:w16se="http://schemas.microsoft.com/office/word/2015/wordml/symex" xmlns:wpg="http://schemas.microsoft.com/office/word/2010/wordprocessingGroup" xmlns:wpi="http://schemas.microsoft.com/office/word/2010/wordprocessingInk" xmlns:wne="http://schemas.microsoft.com/office/word/2006/wordml" xmlns:wps="http://schemas.microsoft.com/office/word/2010/wordprocessingShape" mc:Ignorable="w14 w15 w16se w16cid w16 w16cex w16sdtdh w16sdtfl w16du wp14">
   <w:p>
     <w:pPr>
       <w:pStyle w:val="Cabealho"/>
